--- a/Prompt/JM Thai Massage Management System Prompt_v10.docx
+++ b/Prompt/JM Thai Massage Management System Prompt_v10.docx
@@ -109,7 +109,6 @@
           <w:szCs w:val="36"/>
         </w:rPr>
       </w:pPr>
-      <w:proofErr w:type="spellStart"/>
       <w:r>
         <w:rPr>
           <w:rFonts w:ascii="TH Sarabun New" w:hAnsi="TH Sarabun New" w:cs="TH Sarabun New"/>
@@ -120,7 +119,6 @@
         </w:rPr>
         <w:t>Google_Sheet_ID</w:t>
       </w:r>
-      <w:proofErr w:type="spellEnd"/>
       <w:r>
         <w:rPr>
           <w:rFonts w:ascii="TH Sarabun New" w:hAnsi="TH Sarabun New" w:cs="TH Sarabun New"/>
@@ -143,7 +141,6 @@
           <w:szCs w:val="36"/>
         </w:rPr>
       </w:pPr>
-      <w:proofErr w:type="spellStart"/>
       <w:r>
         <w:rPr>
           <w:rFonts w:ascii="TH Sarabun New" w:hAnsi="TH Sarabun New" w:cs="TH Sarabun New"/>
@@ -152,18 +149,7 @@
           <w:sz w:val="36"/>
           <w:szCs w:val="36"/>
         </w:rPr>
-        <w:t>Sheet_Name_Admin</w:t>
-      </w:r>
-      <w:proofErr w:type="spellEnd"/>
-      <w:r>
-        <w:rPr>
-          <w:rFonts w:ascii="TH Sarabun New" w:hAnsi="TH Sarabun New" w:cs="TH Sarabun New"/>
-          <w:b/>
-          <w:bCs/>
-          <w:sz w:val="36"/>
-          <w:szCs w:val="36"/>
-        </w:rPr>
-        <w:t xml:space="preserve"> </w:t>
+        <w:t xml:space="preserve">Sheet_Name_Admin </w:t>
       </w:r>
       <w:r>
         <w:rPr>
@@ -212,7 +198,6 @@
           <w:szCs w:val="36"/>
         </w:rPr>
       </w:pPr>
-      <w:proofErr w:type="spellStart"/>
       <w:r>
         <w:rPr>
           <w:rFonts w:ascii="TH Sarabun New" w:hAnsi="TH Sarabun New" w:cs="TH Sarabun New"/>
@@ -221,18 +206,7 @@
           <w:sz w:val="36"/>
           <w:szCs w:val="36"/>
         </w:rPr>
-        <w:t>Sheet_Name_Customer</w:t>
-      </w:r>
-      <w:proofErr w:type="spellEnd"/>
-      <w:r>
-        <w:rPr>
-          <w:rFonts w:ascii="TH Sarabun New" w:hAnsi="TH Sarabun New" w:cs="TH Sarabun New"/>
-          <w:b/>
-          <w:bCs/>
-          <w:sz w:val="36"/>
-          <w:szCs w:val="36"/>
-        </w:rPr>
-        <w:t xml:space="preserve"> </w:t>
+        <w:t xml:space="preserve">Sheet_Name_Customer </w:t>
       </w:r>
       <w:r>
         <w:rPr>
@@ -291,7 +265,6 @@
           <w:szCs w:val="36"/>
         </w:rPr>
       </w:pPr>
-      <w:proofErr w:type="spellStart"/>
       <w:r>
         <w:rPr>
           <w:rFonts w:ascii="TH Sarabun New" w:hAnsi="TH Sarabun New" w:cs="TH Sarabun New"/>
@@ -300,18 +273,7 @@
           <w:sz w:val="36"/>
           <w:szCs w:val="36"/>
         </w:rPr>
-        <w:t>Sheet_Name_Staff</w:t>
-      </w:r>
-      <w:proofErr w:type="spellEnd"/>
-      <w:r>
-        <w:rPr>
-          <w:rFonts w:ascii="TH Sarabun New" w:hAnsi="TH Sarabun New" w:cs="TH Sarabun New"/>
-          <w:b/>
-          <w:bCs/>
-          <w:sz w:val="36"/>
-          <w:szCs w:val="36"/>
-        </w:rPr>
-        <w:t xml:space="preserve"> </w:t>
+        <w:t xml:space="preserve">Sheet_Name_Staff </w:t>
       </w:r>
       <w:r>
         <w:rPr>
@@ -379,7 +341,6 @@
           <w:szCs w:val="36"/>
         </w:rPr>
       </w:pPr>
-      <w:proofErr w:type="spellStart"/>
       <w:r>
         <w:rPr>
           <w:rFonts w:ascii="TH Sarabun New" w:hAnsi="TH Sarabun New" w:cs="TH Sarabun New"/>
@@ -400,7 +361,6 @@
         </w:rPr>
         <w:t>Reservation</w:t>
       </w:r>
-      <w:proofErr w:type="spellEnd"/>
       <w:r>
         <w:rPr>
           <w:rFonts w:ascii="TH Sarabun New" w:hAnsi="TH Sarabun New" w:cs="TH Sarabun New"/>
@@ -486,7 +446,6 @@
           <w:szCs w:val="36"/>
         </w:rPr>
       </w:pPr>
-      <w:proofErr w:type="spellStart"/>
       <w:r>
         <w:rPr>
           <w:rFonts w:ascii="TH Sarabun New" w:hAnsi="TH Sarabun New" w:cs="TH Sarabun New"/>
@@ -517,7 +476,6 @@
         </w:rPr>
         <w:t>Setting</w:t>
       </w:r>
-      <w:proofErr w:type="spellEnd"/>
       <w:r>
         <w:rPr>
           <w:rFonts w:ascii="TH Sarabun New" w:hAnsi="TH Sarabun New" w:cs="TH Sarabun New"/>
@@ -585,7 +543,6 @@
           <w:szCs w:val="36"/>
         </w:rPr>
       </w:pPr>
-      <w:proofErr w:type="spellStart"/>
       <w:r>
         <w:rPr>
           <w:rFonts w:ascii="TH Sarabun New" w:hAnsi="TH Sarabun New" w:cs="TH Sarabun New"/>
@@ -594,18 +551,7 @@
           <w:sz w:val="36"/>
           <w:szCs w:val="36"/>
         </w:rPr>
-        <w:t>Sheet_Name_Setting_Selection_Reservation_Time</w:t>
-      </w:r>
-      <w:proofErr w:type="spellEnd"/>
-      <w:r>
-        <w:rPr>
-          <w:rFonts w:ascii="TH Sarabun New" w:hAnsi="TH Sarabun New" w:cs="TH Sarabun New"/>
-          <w:b/>
-          <w:bCs/>
-          <w:sz w:val="36"/>
-          <w:szCs w:val="36"/>
-        </w:rPr>
-        <w:t xml:space="preserve"> = “</w:t>
+        <w:t>Sheet_Name_Setting_Selection_Reservation_Time = “</w:t>
       </w:r>
       <w:r>
         <w:rPr>
@@ -658,7 +604,6 @@
           <w:szCs w:val="36"/>
         </w:rPr>
       </w:pPr>
-      <w:proofErr w:type="spellStart"/>
       <w:r>
         <w:rPr>
           <w:rFonts w:ascii="TH Sarabun New" w:hAnsi="TH Sarabun New" w:cs="TH Sarabun New"/>
@@ -667,9 +612,35 @@
           <w:sz w:val="36"/>
           <w:szCs w:val="36"/>
         </w:rPr>
-        <w:t>Sheet_Name_Setting_Service_Price</w:t>
-      </w:r>
-      <w:proofErr w:type="spellEnd"/>
+        <w:t>Sheet_Name_Setting_Service_Price = “</w:t>
+      </w:r>
+      <w:r>
+        <w:rPr>
+          <w:rFonts w:ascii="TH Sarabun New" w:hAnsi="TH Sarabun New" w:cs="TH Sarabun New" w:hint="cs"/>
+          <w:sz w:val="36"/>
+          <w:szCs w:val="36"/>
+          <w:cs/>
+        </w:rPr>
+        <w:t>ตั้งค่า</w:t>
+      </w:r>
+      <w:r>
+        <w:rPr>
+          <w:rFonts w:ascii="TH Sarabun New" w:hAnsi="TH Sarabun New" w:cs="TH Sarabun New" w:hint="cs"/>
+          <w:sz w:val="36"/>
+          <w:szCs w:val="36"/>
+          <w:cs/>
+        </w:rPr>
+        <w:t>ตัวเลือก</w:t>
+      </w:r>
+      <w:r>
+        <w:rPr>
+          <w:rFonts w:ascii="TH Sarabun New" w:hAnsi="TH Sarabun New" w:cs="TH Sarabun New" w:hint="cs"/>
+          <w:sz w:val="36"/>
+          <w:szCs w:val="36"/>
+          <w:cs/>
+        </w:rPr>
+        <w:t>ค่าบริการ</w:t>
+      </w:r>
       <w:r>
         <w:rPr>
           <w:rFonts w:ascii="TH Sarabun New" w:hAnsi="TH Sarabun New" w:cs="TH Sarabun New"/>
@@ -678,36 +649,11 @@
           <w:sz w:val="36"/>
           <w:szCs w:val="36"/>
         </w:rPr>
-        <w:t xml:space="preserve"> = “</w:t>
-      </w:r>
-      <w:r>
-        <w:rPr>
-          <w:rFonts w:ascii="TH Sarabun New" w:hAnsi="TH Sarabun New" w:cs="TH Sarabun New" w:hint="cs"/>
-          <w:sz w:val="36"/>
-          <w:szCs w:val="36"/>
-          <w:cs/>
-        </w:rPr>
-        <w:t>ตั้งค่า</w:t>
-      </w:r>
-      <w:r>
-        <w:rPr>
-          <w:rFonts w:ascii="TH Sarabun New" w:hAnsi="TH Sarabun New" w:cs="TH Sarabun New" w:hint="cs"/>
-          <w:sz w:val="36"/>
-          <w:szCs w:val="36"/>
-          <w:cs/>
-        </w:rPr>
-        <w:t>ตัวเลือก</w:t>
-      </w:r>
-      <w:r>
-        <w:rPr>
-          <w:rFonts w:ascii="TH Sarabun New" w:hAnsi="TH Sarabun New" w:cs="TH Sarabun New" w:hint="cs"/>
-          <w:sz w:val="36"/>
-          <w:szCs w:val="36"/>
-          <w:cs/>
-        </w:rPr>
-        <w:t>ค่าบริการ</w:t>
-      </w:r>
-      <w:r>
+        <w:t>”</w:t>
+      </w:r>
+    </w:p>
+    <w:p>
+      <w:pPr>
         <w:rPr>
           <w:rFonts w:ascii="TH Sarabun New" w:hAnsi="TH Sarabun New" w:cs="TH Sarabun New"/>
           <w:b/>
@@ -715,58 +661,44 @@
           <w:sz w:val="36"/>
           <w:szCs w:val="36"/>
         </w:rPr>
-        <w:t>”</w:t>
-      </w:r>
+      </w:pPr>
     </w:p>
     <w:p>
       <w:pPr>
         <w:rPr>
           <w:rFonts w:ascii="TH Sarabun New" w:hAnsi="TH Sarabun New" w:cs="TH Sarabun New"/>
+          <w:sz w:val="36"/>
+          <w:szCs w:val="36"/>
+        </w:rPr>
+      </w:pPr>
+      <w:r>
+        <w:rPr>
+          <w:rFonts w:ascii="TH Sarabun New" w:hAnsi="TH Sarabun New" w:cs="TH Sarabun New" w:hint="cs"/>
+          <w:sz w:val="36"/>
+          <w:szCs w:val="36"/>
+          <w:cs/>
+        </w:rPr>
+        <w:t>ช่วยเพิ่มเมนู</w:t>
+      </w:r>
+      <w:r>
+        <w:rPr>
+          <w:rFonts w:ascii="TH Sarabun New" w:hAnsi="TH Sarabun New" w:cs="TH Sarabun New" w:hint="cs"/>
+          <w:sz w:val="36"/>
+          <w:szCs w:val="36"/>
+          <w:cs/>
+        </w:rPr>
+        <w:t xml:space="preserve">ในตัวแปล </w:t>
+      </w:r>
+      <w:r>
+        <w:rPr>
+          <w:rFonts w:ascii="TH Sarabun New" w:hAnsi="TH Sarabun New" w:cs="TH Sarabun New"/>
           <w:b/>
           <w:bCs/>
           <w:sz w:val="36"/>
           <w:szCs w:val="36"/>
         </w:rPr>
-      </w:pPr>
-    </w:p>
-    <w:p>
-      <w:pPr>
-        <w:rPr>
-          <w:rFonts w:ascii="TH Sarabun New" w:hAnsi="TH Sarabun New" w:cs="TH Sarabun New"/>
-          <w:sz w:val="36"/>
-          <w:szCs w:val="36"/>
-        </w:rPr>
-      </w:pPr>
-      <w:r>
-        <w:rPr>
-          <w:rFonts w:ascii="TH Sarabun New" w:hAnsi="TH Sarabun New" w:cs="TH Sarabun New" w:hint="cs"/>
-          <w:sz w:val="36"/>
-          <w:szCs w:val="36"/>
-          <w:cs/>
-        </w:rPr>
-        <w:t>ช่วยเพิ่มเมนู</w:t>
-      </w:r>
-      <w:r>
-        <w:rPr>
-          <w:rFonts w:ascii="TH Sarabun New" w:hAnsi="TH Sarabun New" w:cs="TH Sarabun New" w:hint="cs"/>
-          <w:sz w:val="36"/>
-          <w:szCs w:val="36"/>
-          <w:cs/>
-        </w:rPr>
-        <w:t xml:space="preserve">ในตัวแปล </w:t>
-      </w:r>
-      <w:proofErr w:type="spellStart"/>
-      <w:r>
-        <w:rPr>
-          <w:rFonts w:ascii="TH Sarabun New" w:hAnsi="TH Sarabun New" w:cs="TH Sarabun New"/>
-          <w:b/>
-          <w:bCs/>
-          <w:sz w:val="36"/>
-          <w:szCs w:val="36"/>
-        </w:rPr>
         <w:t>Menu_Name_Setting</w:t>
       </w:r>
-      <w:proofErr w:type="spellEnd"/>
       <w:r>
         <w:rPr>
           <w:rFonts w:ascii="TH Sarabun New" w:hAnsi="TH Sarabun New" w:cs="TH Sarabun New"/>
@@ -832,7 +764,6 @@
         </w:rPr>
         <w:t xml:space="preserve">ชื่อตามค่าในตัวแปล </w:t>
       </w:r>
-      <w:proofErr w:type="spellStart"/>
       <w:r>
         <w:rPr>
           <w:rFonts w:ascii="TH Sarabun New" w:hAnsi="TH Sarabun New" w:cs="TH Sarabun New"/>
@@ -841,27 +772,15 @@
           <w:sz w:val="36"/>
           <w:szCs w:val="36"/>
         </w:rPr>
-        <w:t>Sheet_Name_Setting_Selection_Reservation_</w:t>
-      </w:r>
-      <w:proofErr w:type="gramStart"/>
-      <w:r>
-        <w:rPr>
-          <w:rFonts w:ascii="TH Sarabun New" w:hAnsi="TH Sarabun New" w:cs="TH Sarabun New"/>
+        <w:t>Sheet_Name_Setting_Selection_Reservation_Time</w:t>
+      </w:r>
+      <w:r>
+        <w:rPr>
+          <w:rFonts w:ascii="TH Sarabun New" w:hAnsi="TH Sarabun New" w:cs="TH Sarabun New" w:hint="cs"/>
           <w:b/>
           <w:bCs/>
           <w:sz w:val="36"/>
           <w:szCs w:val="36"/>
-        </w:rPr>
-        <w:t>Time</w:t>
-      </w:r>
-      <w:proofErr w:type="spellEnd"/>
-      <w:r>
-        <w:rPr>
-          <w:rFonts w:ascii="TH Sarabun New" w:hAnsi="TH Sarabun New" w:cs="TH Sarabun New" w:hint="cs"/>
-          <w:b/>
-          <w:bCs/>
-          <w:sz w:val="36"/>
-          <w:szCs w:val="36"/>
           <w:cs/>
         </w:rPr>
         <w:t xml:space="preserve">  </w:t>
@@ -893,7 +812,6 @@
         </w:rPr>
         <w:t>หน้าจอดังต่อไปนี้</w:t>
       </w:r>
-      <w:proofErr w:type="gramEnd"/>
     </w:p>
     <w:p>
       <w:pPr>
@@ -943,7 +861,6 @@
         </w:rPr>
         <w:t xml:space="preserve"> </w:t>
       </w:r>
-      <w:proofErr w:type="spellStart"/>
       <w:r>
         <w:rPr>
           <w:rFonts w:ascii="TH Sarabun New" w:hAnsi="TH Sarabun New" w:cs="TH Sarabun New"/>
@@ -954,7 +871,6 @@
         </w:rPr>
         <w:t>Sheet_Name_Setting_Selection_Reservation_Time</w:t>
       </w:r>
-      <w:proofErr w:type="spellEnd"/>
       <w:r>
         <w:rPr>
           <w:rFonts w:ascii="TH Sarabun New" w:hAnsi="TH Sarabun New" w:cs="TH Sarabun New" w:hint="cs"/>
@@ -1203,25 +1119,7 @@
           <w:sz w:val="36"/>
           <w:szCs w:val="36"/>
         </w:rPr>
-        <w:t>column “</w:t>
-      </w:r>
-      <w:proofErr w:type="spellStart"/>
-      <w:r>
-        <w:rPr>
-          <w:rFonts w:ascii="TH Sarabun New" w:hAnsi="TH Sarabun New" w:cs="TH Sarabun New"/>
-          <w:sz w:val="36"/>
-          <w:szCs w:val="36"/>
-        </w:rPr>
-        <w:t>is_active</w:t>
-      </w:r>
-      <w:proofErr w:type="spellEnd"/>
-      <w:r>
-        <w:rPr>
-          <w:rFonts w:ascii="TH Sarabun New" w:hAnsi="TH Sarabun New" w:cs="TH Sarabun New"/>
-          <w:sz w:val="36"/>
-          <w:szCs w:val="36"/>
-        </w:rPr>
-        <w:t>”</w:t>
+        <w:t>column “is_active”</w:t>
       </w:r>
       <w:r>
         <w:rPr>
@@ -1410,25 +1308,7 @@
           <w:sz w:val="36"/>
           <w:szCs w:val="36"/>
         </w:rPr>
-        <w:t>column “</w:t>
-      </w:r>
-      <w:proofErr w:type="spellStart"/>
-      <w:r>
-        <w:rPr>
-          <w:rFonts w:ascii="TH Sarabun New" w:hAnsi="TH Sarabun New" w:cs="TH Sarabun New"/>
-          <w:sz w:val="36"/>
-          <w:szCs w:val="36"/>
-        </w:rPr>
-        <w:t>create_date</w:t>
-      </w:r>
-      <w:proofErr w:type="spellEnd"/>
-      <w:r>
-        <w:rPr>
-          <w:rFonts w:ascii="TH Sarabun New" w:hAnsi="TH Sarabun New" w:cs="TH Sarabun New"/>
-          <w:sz w:val="36"/>
-          <w:szCs w:val="36"/>
-        </w:rPr>
-        <w:t xml:space="preserve">” </w:t>
+        <w:t xml:space="preserve">column “create_date” </w:t>
       </w:r>
       <w:r>
         <w:rPr>
@@ -1468,25 +1348,7 @@
           <w:sz w:val="36"/>
           <w:szCs w:val="36"/>
         </w:rPr>
-        <w:t>column “</w:t>
-      </w:r>
-      <w:proofErr w:type="spellStart"/>
-      <w:r>
-        <w:rPr>
-          <w:rFonts w:ascii="TH Sarabun New" w:hAnsi="TH Sarabun New" w:cs="TH Sarabun New"/>
-          <w:sz w:val="36"/>
-          <w:szCs w:val="36"/>
-        </w:rPr>
-        <w:t>created_by</w:t>
-      </w:r>
-      <w:proofErr w:type="spellEnd"/>
-      <w:r>
-        <w:rPr>
-          <w:rFonts w:ascii="TH Sarabun New" w:hAnsi="TH Sarabun New" w:cs="TH Sarabun New"/>
-          <w:sz w:val="36"/>
-          <w:szCs w:val="36"/>
-        </w:rPr>
-        <w:t xml:space="preserve">” </w:t>
+        <w:t xml:space="preserve">column “created_by” </w:t>
       </w:r>
       <w:r>
         <w:rPr>
@@ -1568,25 +1430,7 @@
           <w:sz w:val="36"/>
           <w:szCs w:val="36"/>
         </w:rPr>
-        <w:t>column “</w:t>
-      </w:r>
-      <w:proofErr w:type="spellStart"/>
-      <w:r>
-        <w:rPr>
-          <w:rFonts w:ascii="TH Sarabun New" w:hAnsi="TH Sarabun New" w:cs="TH Sarabun New"/>
-          <w:sz w:val="36"/>
-          <w:szCs w:val="36"/>
-        </w:rPr>
-        <w:t>update_date</w:t>
-      </w:r>
-      <w:proofErr w:type="spellEnd"/>
-      <w:r>
-        <w:rPr>
-          <w:rFonts w:ascii="TH Sarabun New" w:hAnsi="TH Sarabun New" w:cs="TH Sarabun New"/>
-          <w:sz w:val="36"/>
-          <w:szCs w:val="36"/>
-        </w:rPr>
-        <w:t xml:space="preserve">” </w:t>
+        <w:t xml:space="preserve">column “update_date” </w:t>
       </w:r>
       <w:r>
         <w:rPr>
@@ -1606,10 +1450,9 @@
           <w:numId w:val="23"/>
         </w:numPr>
         <w:rPr>
-          <w:rFonts w:ascii="TH Sarabun New" w:hAnsi="TH Sarabun New" w:cs="TH Sarabun New" w:hint="cs"/>
-          <w:sz w:val="36"/>
-          <w:szCs w:val="36"/>
-          <w:cs/>
+          <w:rFonts w:ascii="TH Sarabun New" w:hAnsi="TH Sarabun New" w:cs="TH Sarabun New"/>
+          <w:sz w:val="36"/>
+          <w:szCs w:val="36"/>
         </w:rPr>
       </w:pPr>
       <w:r>
@@ -1627,25 +1470,7 @@
           <w:sz w:val="36"/>
           <w:szCs w:val="36"/>
         </w:rPr>
-        <w:t>column “</w:t>
-      </w:r>
-      <w:proofErr w:type="spellStart"/>
-      <w:r>
-        <w:rPr>
-          <w:rFonts w:ascii="TH Sarabun New" w:hAnsi="TH Sarabun New" w:cs="TH Sarabun New"/>
-          <w:sz w:val="36"/>
-          <w:szCs w:val="36"/>
-        </w:rPr>
-        <w:t>updated_by</w:t>
-      </w:r>
-      <w:proofErr w:type="spellEnd"/>
-      <w:r>
-        <w:rPr>
-          <w:rFonts w:ascii="TH Sarabun New" w:hAnsi="TH Sarabun New" w:cs="TH Sarabun New"/>
-          <w:sz w:val="36"/>
-          <w:szCs w:val="36"/>
-        </w:rPr>
-        <w:t xml:space="preserve">” </w:t>
+        <w:t xml:space="preserve">column “updated_by” </w:t>
       </w:r>
       <w:r>
         <w:rPr>
@@ -1701,13 +1526,106 @@
     </w:p>
     <w:p>
       <w:pPr>
-        <w:rPr>
-          <w:rFonts w:ascii="TH Sarabun New" w:hAnsi="TH Sarabun New" w:cs="TH Sarabun New" w:hint="cs"/>
-          <w:sz w:val="36"/>
-          <w:szCs w:val="36"/>
-          <w:cs/>
-        </w:rPr>
-      </w:pPr>
+        <w:pStyle w:val="ListParagraph"/>
+        <w:numPr>
+          <w:ilvl w:val="2"/>
+          <w:numId w:val="23"/>
+        </w:numPr>
+        <w:rPr>
+          <w:rFonts w:ascii="TH Sarabun New" w:hAnsi="TH Sarabun New" w:cs="TH Sarabun New" w:hint="cs"/>
+          <w:sz w:val="36"/>
+          <w:szCs w:val="36"/>
+          <w:cs/>
+        </w:rPr>
+      </w:pPr>
+      <w:r>
+        <w:rPr>
+          <w:rFonts w:ascii="TH Sarabun New" w:hAnsi="TH Sarabun New" w:cs="TH Sarabun New" w:hint="cs"/>
+          <w:sz w:val="36"/>
+          <w:szCs w:val="36"/>
+          <w:cs/>
+        </w:rPr>
+        <w:t xml:space="preserve">ชื่อ </w:t>
+      </w:r>
+      <w:r>
+        <w:rPr>
+          <w:rFonts w:ascii="TH Sarabun New" w:hAnsi="TH Sarabun New" w:cs="TH Sarabun New"/>
+          <w:sz w:val="36"/>
+          <w:szCs w:val="36"/>
+        </w:rPr>
+        <w:t xml:space="preserve">column “deleted_flag” </w:t>
+      </w:r>
+      <w:r>
+        <w:rPr>
+          <w:rFonts w:ascii="TH Sarabun New" w:hAnsi="TH Sarabun New" w:cs="TH Sarabun New" w:hint="cs"/>
+          <w:sz w:val="36"/>
+          <w:szCs w:val="36"/>
+          <w:cs/>
+        </w:rPr>
+        <w:t xml:space="preserve">คือ </w:t>
+      </w:r>
+      <w:r>
+        <w:rPr>
+          <w:rFonts w:ascii="TH Sarabun New" w:hAnsi="TH Sarabun New" w:cs="TH Sarabun New"/>
+          <w:sz w:val="36"/>
+          <w:szCs w:val="36"/>
+        </w:rPr>
+        <w:t xml:space="preserve">“N” </w:t>
+      </w:r>
+      <w:r>
+        <w:rPr>
+          <w:rFonts w:ascii="TH Sarabun New" w:hAnsi="TH Sarabun New" w:cs="TH Sarabun New" w:hint="cs"/>
+          <w:sz w:val="36"/>
+          <w:szCs w:val="36"/>
+          <w:cs/>
+        </w:rPr>
+        <w:t xml:space="preserve">คือใช้งานได้ปกติ </w:t>
+      </w:r>
+      <w:r>
+        <w:rPr>
+          <w:rFonts w:ascii="TH Sarabun New" w:hAnsi="TH Sarabun New" w:cs="TH Sarabun New"/>
+          <w:sz w:val="36"/>
+          <w:szCs w:val="36"/>
+        </w:rPr>
+        <w:t xml:space="preserve">“Y” </w:t>
+      </w:r>
+      <w:r>
+        <w:rPr>
+          <w:rFonts w:ascii="TH Sarabun New" w:hAnsi="TH Sarabun New" w:cs="TH Sarabun New" w:hint="cs"/>
+          <w:sz w:val="36"/>
+          <w:szCs w:val="36"/>
+          <w:cs/>
+        </w:rPr>
+        <w:t>คือลบข้อมูล</w:t>
+      </w:r>
+    </w:p>
+    <w:p>
+      <w:pPr>
+        <w:rPr>
+          <w:rFonts w:ascii="TH Sarabun New" w:hAnsi="TH Sarabun New" w:cs="TH Sarabun New" w:hint="cs"/>
+          <w:sz w:val="36"/>
+          <w:szCs w:val="36"/>
+          <w:cs/>
+        </w:rPr>
+      </w:pPr>
+      <w:r>
+        <w:rPr>
+          <w:rFonts w:ascii="TH Sarabun New" w:hAnsi="TH Sarabun New" w:cs="TH Sarabun New" w:hint="cs"/>
+          <w:sz w:val="36"/>
+          <w:szCs w:val="36"/>
+          <w:cs/>
+        </w:rPr>
+        <w:t>-------------</w:t>
+      </w:r>
+      <w:r>
+        <w:rPr>
+          <w:rFonts w:ascii="TH Sarabun New" w:hAnsi="TH Sarabun New" w:cs="TH Sarabun New" w:hint="cs"/>
+          <w:sz w:val="36"/>
+          <w:szCs w:val="36"/>
+          <w:cs/>
+        </w:rPr>
+        <w:t xml:space="preserve"> ทำตั้งค่าบริการต่อ</w:t>
+      </w:r>
     </w:p>
     <w:p>
       <w:pPr>
@@ -1784,7 +1702,6 @@
         </w:rPr>
         <w:t xml:space="preserve">ตัวแปล </w:t>
       </w:r>
-      <w:proofErr w:type="spellStart"/>
       <w:r>
         <w:rPr>
           <w:rFonts w:ascii="TH Sarabun New" w:hAnsi="TH Sarabun New" w:cs="TH Sarabun New"/>
@@ -1805,7 +1722,6 @@
         </w:rPr>
         <w:t>Staff</w:t>
       </w:r>
-      <w:proofErr w:type="spellEnd"/>
       <w:r>
         <w:rPr>
           <w:rFonts w:ascii="TH Sarabun New" w:hAnsi="TH Sarabun New" w:cs="TH Sarabun New" w:hint="cs"/>
@@ -1855,7 +1771,6 @@
         </w:rPr>
         <w:t>column “</w:t>
       </w:r>
-      <w:proofErr w:type="spellStart"/>
       <w:r>
         <w:rPr>
           <w:rFonts w:ascii="TH Sarabun New" w:hAnsi="TH Sarabun New" w:cs="TH Sarabun New"/>
@@ -1872,7 +1787,6 @@
         </w:rPr>
         <w:t>_id</w:t>
       </w:r>
-      <w:proofErr w:type="spellEnd"/>
       <w:r>
         <w:rPr>
           <w:rFonts w:ascii="TH Sarabun New" w:hAnsi="TH Sarabun New" w:cs="TH Sarabun New"/>
@@ -1960,25 +1874,7 @@
           <w:sz w:val="36"/>
           <w:szCs w:val="36"/>
         </w:rPr>
-        <w:t>column “</w:t>
-      </w:r>
-      <w:proofErr w:type="spellStart"/>
-      <w:r>
-        <w:rPr>
-          <w:rFonts w:ascii="TH Sarabun New" w:hAnsi="TH Sarabun New" w:cs="TH Sarabun New"/>
-          <w:sz w:val="36"/>
-          <w:szCs w:val="36"/>
-        </w:rPr>
-        <w:t>pwd</w:t>
-      </w:r>
-      <w:proofErr w:type="spellEnd"/>
-      <w:r>
-        <w:rPr>
-          <w:rFonts w:ascii="TH Sarabun New" w:hAnsi="TH Sarabun New" w:cs="TH Sarabun New"/>
-          <w:sz w:val="36"/>
-          <w:szCs w:val="36"/>
-        </w:rPr>
-        <w:t xml:space="preserve">” </w:t>
+        <w:t xml:space="preserve">column “pwd” </w:t>
       </w:r>
       <w:r>
         <w:rPr>
@@ -2048,25 +1944,7 @@
           <w:sz w:val="36"/>
           <w:szCs w:val="36"/>
         </w:rPr>
-        <w:t>column “</w:t>
-      </w:r>
-      <w:proofErr w:type="spellStart"/>
-      <w:r>
-        <w:rPr>
-          <w:rFonts w:ascii="TH Sarabun New" w:hAnsi="TH Sarabun New" w:cs="TH Sarabun New"/>
-          <w:sz w:val="36"/>
-          <w:szCs w:val="36"/>
-        </w:rPr>
-        <w:t>nick_name</w:t>
-      </w:r>
-      <w:proofErr w:type="spellEnd"/>
-      <w:r>
-        <w:rPr>
-          <w:rFonts w:ascii="TH Sarabun New" w:hAnsi="TH Sarabun New" w:cs="TH Sarabun New"/>
-          <w:sz w:val="36"/>
-          <w:szCs w:val="36"/>
-        </w:rPr>
-        <w:t>”</w:t>
+        <w:t>column “nick_name”</w:t>
       </w:r>
       <w:r>
         <w:rPr>
@@ -2139,25 +2017,7 @@
           <w:sz w:val="36"/>
           <w:szCs w:val="36"/>
         </w:rPr>
-        <w:t>column “</w:t>
-      </w:r>
-      <w:proofErr w:type="spellStart"/>
-      <w:r>
-        <w:rPr>
-          <w:rFonts w:ascii="TH Sarabun New" w:hAnsi="TH Sarabun New" w:cs="TH Sarabun New"/>
-          <w:sz w:val="36"/>
-          <w:szCs w:val="36"/>
-        </w:rPr>
-        <w:t>first_name</w:t>
-      </w:r>
-      <w:proofErr w:type="spellEnd"/>
-      <w:r>
-        <w:rPr>
-          <w:rFonts w:ascii="TH Sarabun New" w:hAnsi="TH Sarabun New" w:cs="TH Sarabun New"/>
-          <w:sz w:val="36"/>
-          <w:szCs w:val="36"/>
-        </w:rPr>
-        <w:t xml:space="preserve">” </w:t>
+        <w:t xml:space="preserve">column “first_name” </w:t>
       </w:r>
       <w:r>
         <w:rPr>
@@ -2222,25 +2082,7 @@
           <w:sz w:val="36"/>
           <w:szCs w:val="36"/>
         </w:rPr>
-        <w:t>column “</w:t>
-      </w:r>
-      <w:proofErr w:type="spellStart"/>
-      <w:r>
-        <w:rPr>
-          <w:rFonts w:ascii="TH Sarabun New" w:hAnsi="TH Sarabun New" w:cs="TH Sarabun New"/>
-          <w:sz w:val="36"/>
-          <w:szCs w:val="36"/>
-        </w:rPr>
-        <w:t>last_name</w:t>
-      </w:r>
-      <w:proofErr w:type="spellEnd"/>
-      <w:r>
-        <w:rPr>
-          <w:rFonts w:ascii="TH Sarabun New" w:hAnsi="TH Sarabun New" w:cs="TH Sarabun New"/>
-          <w:sz w:val="36"/>
-          <w:szCs w:val="36"/>
-        </w:rPr>
-        <w:t xml:space="preserve">” </w:t>
+        <w:t xml:space="preserve">column “last_name” </w:t>
       </w:r>
       <w:r>
         <w:rPr>
@@ -2305,25 +2147,7 @@
           <w:sz w:val="36"/>
           <w:szCs w:val="36"/>
         </w:rPr>
-        <w:t>column “</w:t>
-      </w:r>
-      <w:proofErr w:type="spellStart"/>
-      <w:r>
-        <w:rPr>
-          <w:rFonts w:ascii="TH Sarabun New" w:hAnsi="TH Sarabun New" w:cs="TH Sarabun New"/>
-          <w:sz w:val="36"/>
-          <w:szCs w:val="36"/>
-        </w:rPr>
-        <w:t>phone_number</w:t>
-      </w:r>
-      <w:proofErr w:type="spellEnd"/>
-      <w:r>
-        <w:rPr>
-          <w:rFonts w:ascii="TH Sarabun New" w:hAnsi="TH Sarabun New" w:cs="TH Sarabun New"/>
-          <w:sz w:val="36"/>
-          <w:szCs w:val="36"/>
-        </w:rPr>
-        <w:t xml:space="preserve">” </w:t>
+        <w:t xml:space="preserve">column “phone_number” </w:t>
       </w:r>
       <w:r>
         <w:rPr>
@@ -2388,25 +2212,7 @@
           <w:sz w:val="36"/>
           <w:szCs w:val="36"/>
         </w:rPr>
-        <w:t>column “</w:t>
-      </w:r>
-      <w:proofErr w:type="spellStart"/>
-      <w:r>
-        <w:rPr>
-          <w:rFonts w:ascii="TH Sarabun New" w:hAnsi="TH Sarabun New" w:cs="TH Sarabun New"/>
-          <w:sz w:val="36"/>
-          <w:szCs w:val="36"/>
-        </w:rPr>
-        <w:t>create_date</w:t>
-      </w:r>
-      <w:proofErr w:type="spellEnd"/>
-      <w:r>
-        <w:rPr>
-          <w:rFonts w:ascii="TH Sarabun New" w:hAnsi="TH Sarabun New" w:cs="TH Sarabun New"/>
-          <w:sz w:val="36"/>
-          <w:szCs w:val="36"/>
-        </w:rPr>
-        <w:t xml:space="preserve">” </w:t>
+        <w:t xml:space="preserve">column “create_date” </w:t>
       </w:r>
       <w:r>
         <w:rPr>
@@ -2480,16 +2286,7 @@
           <w:sz w:val="36"/>
           <w:szCs w:val="36"/>
         </w:rPr>
-        <w:t>column “</w:t>
-      </w:r>
-      <w:proofErr w:type="spellStart"/>
-      <w:r>
-        <w:rPr>
-          <w:rFonts w:ascii="TH Sarabun New" w:hAnsi="TH Sarabun New" w:cs="TH Sarabun New"/>
-          <w:sz w:val="36"/>
-          <w:szCs w:val="36"/>
-        </w:rPr>
-        <w:t>create</w:t>
+        <w:t>column “create</w:t>
       </w:r>
       <w:r>
         <w:rPr>
@@ -2505,16 +2302,7 @@
           <w:sz w:val="36"/>
           <w:szCs w:val="36"/>
         </w:rPr>
-        <w:t>_by</w:t>
-      </w:r>
-      <w:proofErr w:type="spellEnd"/>
-      <w:r>
-        <w:rPr>
-          <w:rFonts w:ascii="TH Sarabun New" w:hAnsi="TH Sarabun New" w:cs="TH Sarabun New"/>
-          <w:sz w:val="36"/>
-          <w:szCs w:val="36"/>
-        </w:rPr>
-        <w:t>” (</w:t>
+        <w:t>_by” (</w:t>
       </w:r>
       <w:r>
         <w:rPr>
@@ -2657,7 +2445,6 @@
         </w:rPr>
         <w:t>“</w:t>
       </w:r>
-      <w:proofErr w:type="spellStart"/>
       <w:r>
         <w:rPr>
           <w:rFonts w:ascii="TH Sarabun New" w:hAnsi="TH Sarabun New" w:cs="TH Sarabun New"/>
@@ -2666,7 +2453,6 @@
         </w:rPr>
         <w:t>update_date</w:t>
       </w:r>
-      <w:proofErr w:type="spellEnd"/>
       <w:r>
         <w:rPr>
           <w:rFonts w:ascii="TH Sarabun New" w:hAnsi="TH Sarabun New" w:cs="TH Sarabun New"/>
@@ -2748,25 +2534,7 @@
           <w:sz w:val="36"/>
           <w:szCs w:val="36"/>
         </w:rPr>
-        <w:t>column “</w:t>
-      </w:r>
-      <w:proofErr w:type="spellStart"/>
-      <w:r>
-        <w:rPr>
-          <w:rFonts w:ascii="TH Sarabun New" w:hAnsi="TH Sarabun New" w:cs="TH Sarabun New"/>
-          <w:sz w:val="36"/>
-          <w:szCs w:val="36"/>
-        </w:rPr>
-        <w:t>updated_by</w:t>
-      </w:r>
-      <w:proofErr w:type="spellEnd"/>
-      <w:r>
-        <w:rPr>
-          <w:rFonts w:ascii="TH Sarabun New" w:hAnsi="TH Sarabun New" w:cs="TH Sarabun New"/>
-          <w:sz w:val="36"/>
-          <w:szCs w:val="36"/>
-        </w:rPr>
-        <w:t>” (</w:t>
+        <w:t>column “updated_by” (</w:t>
       </w:r>
       <w:r>
         <w:rPr>
@@ -2890,25 +2658,7 @@
           <w:sz w:val="36"/>
           <w:szCs w:val="36"/>
         </w:rPr>
-        <w:t>column “</w:t>
-      </w:r>
-      <w:proofErr w:type="spellStart"/>
-      <w:r>
-        <w:rPr>
-          <w:rFonts w:ascii="TH Sarabun New" w:hAnsi="TH Sarabun New" w:cs="TH Sarabun New"/>
-          <w:sz w:val="36"/>
-          <w:szCs w:val="36"/>
-        </w:rPr>
-        <w:t>is_active</w:t>
-      </w:r>
-      <w:proofErr w:type="spellEnd"/>
-      <w:r>
-        <w:rPr>
-          <w:rFonts w:ascii="TH Sarabun New" w:hAnsi="TH Sarabun New" w:cs="TH Sarabun New"/>
-          <w:sz w:val="36"/>
-          <w:szCs w:val="36"/>
-        </w:rPr>
-        <w:t>”</w:t>
+        <w:t>column “is_active”</w:t>
       </w:r>
       <w:r>
         <w:rPr>
@@ -3116,7 +2866,6 @@
         </w:rPr>
         <w:t>column “</w:t>
       </w:r>
-      <w:proofErr w:type="spellStart"/>
       <w:r>
         <w:rPr>
           <w:rFonts w:ascii="TH Sarabun New" w:hAnsi="TH Sarabun New" w:cs="TH Sarabun New"/>
@@ -3133,7 +2882,6 @@
         </w:rPr>
         <w:t>flag</w:t>
       </w:r>
-      <w:proofErr w:type="spellEnd"/>
       <w:r>
         <w:rPr>
           <w:rFonts w:ascii="TH Sarabun New" w:hAnsi="TH Sarabun New" w:cs="TH Sarabun New"/>
@@ -3203,7 +2951,6 @@
         </w:rPr>
         <w:t xml:space="preserve"> ดังนั้น มี </w:t>
       </w:r>
-      <w:proofErr w:type="spellStart"/>
       <w:r>
         <w:rPr>
           <w:rFonts w:ascii="TH Sarabun New" w:hAnsi="TH Sarabun New" w:cs="TH Sarabun New"/>
@@ -3212,18 +2959,7 @@
           <w:sz w:val="36"/>
           <w:szCs w:val="36"/>
         </w:rPr>
-        <w:t>person_flag</w:t>
-      </w:r>
-      <w:proofErr w:type="spellEnd"/>
-      <w:r>
-        <w:rPr>
-          <w:rFonts w:ascii="TH Sarabun New" w:hAnsi="TH Sarabun New" w:cs="TH Sarabun New"/>
-          <w:b/>
-          <w:bCs/>
-          <w:sz w:val="36"/>
-          <w:szCs w:val="36"/>
-        </w:rPr>
-        <w:t xml:space="preserve"> </w:t>
+        <w:t xml:space="preserve">person_flag </w:t>
       </w:r>
       <w:r>
         <w:rPr>
@@ -3531,25 +3267,7 @@
           <w:sz w:val="36"/>
           <w:szCs w:val="36"/>
         </w:rPr>
-        <w:t xml:space="preserve"> column “</w:t>
-      </w:r>
-      <w:proofErr w:type="spellStart"/>
-      <w:r>
-        <w:rPr>
-          <w:rFonts w:ascii="TH Sarabun New" w:hAnsi="TH Sarabun New" w:cs="TH Sarabun New"/>
-          <w:sz w:val="36"/>
-          <w:szCs w:val="36"/>
-        </w:rPr>
-        <w:t>deleted_flag</w:t>
-      </w:r>
-      <w:proofErr w:type="spellEnd"/>
-      <w:r>
-        <w:rPr>
-          <w:rFonts w:ascii="TH Sarabun New" w:hAnsi="TH Sarabun New" w:cs="TH Sarabun New"/>
-          <w:sz w:val="36"/>
-          <w:szCs w:val="36"/>
-        </w:rPr>
-        <w:t xml:space="preserve">” </w:t>
+        <w:t xml:space="preserve"> column “deleted_flag” </w:t>
       </w:r>
       <w:r>
         <w:rPr>
@@ -3901,7 +3619,6 @@
         </w:rPr>
         <w:t xml:space="preserve">ในส่วนของ </w:t>
       </w:r>
-      <w:proofErr w:type="spellStart"/>
       <w:r>
         <w:rPr>
           <w:rFonts w:ascii="TH Sarabun New" w:hAnsi="TH Sarabun New" w:cs="TH Sarabun New"/>
@@ -3916,16 +3633,7 @@
           <w:sz w:val="36"/>
           <w:szCs w:val="36"/>
         </w:rPr>
-        <w:t>_id</w:t>
-      </w:r>
-      <w:proofErr w:type="spellEnd"/>
-      <w:r>
-        <w:rPr>
-          <w:rFonts w:ascii="TH Sarabun New" w:hAnsi="TH Sarabun New" w:cs="TH Sarabun New"/>
-          <w:sz w:val="36"/>
-          <w:szCs w:val="36"/>
-        </w:rPr>
-        <w:t xml:space="preserve"> </w:t>
+        <w:t xml:space="preserve">_id </w:t>
       </w:r>
       <w:r>
         <w:rPr>
@@ -4404,23 +4112,13 @@
         </w:rPr>
         <w:t xml:space="preserve">แต่ตอนเพิ่มข้อมูล หรือ อัพเดทข้อมูล ให้นำค่า </w:t>
       </w:r>
-      <w:proofErr w:type="spellStart"/>
-      <w:r>
-        <w:rPr>
-          <w:rFonts w:ascii="TH Sarabun New" w:hAnsi="TH Sarabun New" w:cs="TH Sarabun New"/>
-          <w:sz w:val="36"/>
-          <w:szCs w:val="36"/>
-        </w:rPr>
-        <w:t>person_flag</w:t>
-      </w:r>
-      <w:proofErr w:type="spellEnd"/>
-      <w:r>
-        <w:rPr>
-          <w:rFonts w:ascii="TH Sarabun New" w:hAnsi="TH Sarabun New" w:cs="TH Sarabun New"/>
-          <w:sz w:val="36"/>
-          <w:szCs w:val="36"/>
-        </w:rPr>
-        <w:t xml:space="preserve"> = </w:t>
+      <w:r>
+        <w:rPr>
+          <w:rFonts w:ascii="TH Sarabun New" w:hAnsi="TH Sarabun New" w:cs="TH Sarabun New"/>
+          <w:sz w:val="36"/>
+          <w:szCs w:val="36"/>
+        </w:rPr>
+        <w:t xml:space="preserve">person_flag = </w:t>
       </w:r>
       <w:r>
         <w:rPr>
@@ -4543,25 +4241,7 @@
           <w:sz w:val="36"/>
           <w:szCs w:val="36"/>
         </w:rPr>
-        <w:t>column “</w:t>
-      </w:r>
-      <w:proofErr w:type="spellStart"/>
-      <w:r>
-        <w:rPr>
-          <w:rFonts w:ascii="TH Sarabun New" w:hAnsi="TH Sarabun New" w:cs="TH Sarabun New"/>
-          <w:sz w:val="36"/>
-          <w:szCs w:val="36"/>
-        </w:rPr>
-        <w:t>pwd</w:t>
-      </w:r>
-      <w:proofErr w:type="spellEnd"/>
-      <w:r>
-        <w:rPr>
-          <w:rFonts w:ascii="TH Sarabun New" w:hAnsi="TH Sarabun New" w:cs="TH Sarabun New"/>
-          <w:sz w:val="36"/>
-          <w:szCs w:val="36"/>
-        </w:rPr>
-        <w:t>” (</w:t>
+        <w:t>column “pwd” (</w:t>
       </w:r>
       <w:r>
         <w:rPr>
@@ -4715,7 +4395,6 @@
         </w:rPr>
         <w:t xml:space="preserve"> สามารถนำเอา </w:t>
       </w:r>
-      <w:proofErr w:type="spellStart"/>
       <w:r>
         <w:rPr>
           <w:rFonts w:ascii="TH Sarabun New" w:hAnsi="TH Sarabun New" w:cs="TH Sarabun New"/>
@@ -4730,16 +4409,7 @@
           <w:sz w:val="36"/>
           <w:szCs w:val="36"/>
         </w:rPr>
-        <w:t>_id</w:t>
-      </w:r>
-      <w:proofErr w:type="spellEnd"/>
-      <w:r>
-        <w:rPr>
-          <w:rFonts w:ascii="TH Sarabun New" w:hAnsi="TH Sarabun New" w:cs="TH Sarabun New"/>
-          <w:sz w:val="36"/>
-          <w:szCs w:val="36"/>
-        </w:rPr>
-        <w:t xml:space="preserve"> </w:t>
+        <w:t xml:space="preserve">_id </w:t>
       </w:r>
       <w:r>
         <w:rPr>
@@ -4750,23 +4420,13 @@
         </w:rPr>
         <w:t xml:space="preserve">และ </w:t>
       </w:r>
-      <w:proofErr w:type="spellStart"/>
-      <w:r>
-        <w:rPr>
-          <w:rFonts w:ascii="TH Sarabun New" w:hAnsi="TH Sarabun New" w:cs="TH Sarabun New"/>
-          <w:sz w:val="36"/>
-          <w:szCs w:val="36"/>
-        </w:rPr>
-        <w:t>pwd</w:t>
-      </w:r>
-      <w:proofErr w:type="spellEnd"/>
-      <w:r>
-        <w:rPr>
-          <w:rFonts w:ascii="TH Sarabun New" w:hAnsi="TH Sarabun New" w:cs="TH Sarabun New"/>
-          <w:sz w:val="36"/>
-          <w:szCs w:val="36"/>
-        </w:rPr>
-        <w:t xml:space="preserve"> </w:t>
+      <w:r>
+        <w:rPr>
+          <w:rFonts w:ascii="TH Sarabun New" w:hAnsi="TH Sarabun New" w:cs="TH Sarabun New"/>
+          <w:sz w:val="36"/>
+          <w:szCs w:val="36"/>
+        </w:rPr>
+        <w:t xml:space="preserve">pwd </w:t>
       </w:r>
       <w:r>
         <w:rPr>
@@ -4997,23 +4657,13 @@
         </w:rPr>
         <w:t xml:space="preserve">โดยครั้งแรก จะใช้เป็น เบอร์โทร </w:t>
       </w:r>
-      <w:proofErr w:type="spellStart"/>
-      <w:r>
-        <w:rPr>
-          <w:rFonts w:ascii="TH Sarabun New" w:hAnsi="TH Sarabun New" w:cs="TH Sarabun New"/>
-          <w:sz w:val="36"/>
-          <w:szCs w:val="36"/>
-        </w:rPr>
-        <w:t>phone_number</w:t>
-      </w:r>
-      <w:proofErr w:type="spellEnd"/>
-      <w:r>
-        <w:rPr>
-          <w:rFonts w:ascii="TH Sarabun New" w:hAnsi="TH Sarabun New" w:cs="TH Sarabun New"/>
-          <w:sz w:val="36"/>
-          <w:szCs w:val="36"/>
-        </w:rPr>
-        <w:t xml:space="preserve"> </w:t>
+      <w:r>
+        <w:rPr>
+          <w:rFonts w:ascii="TH Sarabun New" w:hAnsi="TH Sarabun New" w:cs="TH Sarabun New"/>
+          <w:sz w:val="36"/>
+          <w:szCs w:val="36"/>
+        </w:rPr>
+        <w:t xml:space="preserve">phone_number </w:t>
       </w:r>
       <w:r>
         <w:rPr>
